--- a/docs/CR_School_Placement_QuickReference.docx
+++ b/docs/CR_School_Placement_QuickReference.docx
@@ -56,9 +56,6 @@
         <w:gridCol w:w="3900"/>
       </w:tblGrid>
       <w:tr>
-        <w:trPr>
-          <w:tblHeader/>
-        </w:trPr>
         <w:tc>
           <w:tcPr>
             <w:tcW w:type="dxa" w:w="7300"/>
@@ -127,9 +124,6 @@
         </w:tc>
       </w:tr>
       <w:tr>
-        <w:trPr>
-          <w:tblHeader/>
-        </w:trPr>
         <w:tc>
           <w:tcPr>
             <w:tcW w:type="dxa" w:w="3400"/>
@@ -644,7 +638,7 @@
                 <w:sz w:val="18"/>
                 <w:szCs w:val="18"/>
               </w:rPr>
-              <w:t xml:space="preserve">Karsh Institute for Democracy (incl. Weldon Cooper Center)</w:t>
+              <w:t xml:space="preserve">Karsh Institute for Democracy</w:t>
             </w:r>
           </w:p>
         </w:tc>
@@ -2102,7 +2096,7 @@
           <w:sz w:val="18"/>
           <w:szCs w:val="18"/>
         </w:rPr>
-        <w:t xml:space="preserve">VA Humanities  •  Gun Violence Solutions Project  •  Global  •  any other Provost-level initiative or research center not listed above</w:t>
+        <w:t xml:space="preserve">Weldon Cooper Center  •  VA Humanities  •  Gun Violence Solutions Project  •  Global  •  any other Provost-level initiative or research center not listed above</w:t>
       </w:r>
     </w:p>
     <w:p>
